--- a/resumes/Aditya_Mehra_Resume_Operations_Analyst_2026.docx
+++ b/resumes/Aditya_Mehra_Resume_Operations_Analyst_2026.docx
@@ -74,7 +74,7 @@
           <w:color w:val="0F172A"/>
           <w:sz w:val="19"/>
         </w:rPr>
-        <w:t>Data-oriented Business Operations graduate (BBA International Business, DSU '26) specializing in operational KPI tracking, process mapping, and workflow automation. Experience building automated data pipelines and spreadsheet models that slashed transaction reconciliation time by 25%. Proven track record managing high-velocity vendor deliverables and cross-functional operations.</w:t>
+        <w:t>Data-oriented Business Operations graduate (BBA International Business, DSU) specializing in operational KPI tracking, process mapping, and workflow automation. Experience building automated data pipelines and spreadsheet models that slashed transaction reconciliation time by 25%. Proven track record managing high-velocity vendor deliverables and cross-functional operations.</w:t>
       </w:r>
     </w:p>
     <w:p>
@@ -419,7 +419,7 @@
           <w:color w:val="334155"/>
           <w:sz w:val="17"/>
         </w:rPr>
-        <w:t>Expected Graduation: May 2026 | Full Full-Time Corporate Availability</w:t>
+        <w:t>Degree Completed: BBA International Business | Immediate Full-Time Availability</w:t>
         <w:br/>
       </w:r>
       <w:r>

--- a/resumes/Aditya_Mehra_Resume_Operations_Analyst_2026.docx
+++ b/resumes/Aditya_Mehra_Resume_Operations_Analyst_2026.docx
@@ -427,7 +427,7 @@
           <w:rFonts w:ascii="Segoe UI" w:hAnsi="Segoe UI"/>
           <w:sz w:val="17"/>
         </w:rPr>
-        <w:t>Relevant Coursework: Global Supply Chain Management, Cross-Border Logistics, Operations Management, International Trade Policy, Business Analytics &amp; Statistics.</w:t>
+        <w:t>Relevant Coursework: Business Operations, Principles of Management, Business Communication, Marketing Management, Organizational Behavior, Project Execution.</w:t>
       </w:r>
     </w:p>
     <w:p>

--- a/resumes/Aditya_Mehra_Resume_Operations_Analyst_2026.docx
+++ b/resumes/Aditya_Mehra_Resume_Operations_Analyst_2026.docx
@@ -74,7 +74,7 @@
           <w:color w:val="0F172A"/>
           <w:sz w:val="19"/>
         </w:rPr>
-        <w:t>Data-oriented Business Operations graduate (BBA International Business, DSU) specializing in operational KPI tracking, process mapping, and workflow automation. Experience building automated data pipelines and spreadsheet models that slashed transaction reconciliation time by 25%. Proven track record managing high-velocity vendor deliverables and cross-functional operations.</w:t>
+        <w:t>Business Operations graduate (BBA International Business, DSU) with practical experience in operational tracking, process support, and reporting. Hands-on with Excel for status tracking, daily reporting, and cross-functional team coordination.</w:t>
       </w:r>
     </w:p>
     <w:p>
@@ -113,7 +113,7 @@
           <w:rFonts w:ascii="Segoe UI" w:hAnsi="Segoe UI"/>
           <w:sz w:val="19"/>
         </w:rPr>
-        <w:t>Business Operations Analysis, Process Modeling, Root-Cause Analysis, Excel Power Query, SQL Basics, KPI Dashboards, Variance Analysis, Vendor Management, Resource Allocation, Automated Reporting.</w:t>
+        <w:t>Operations Support, Process Tracking, Reporting, Excel (PivotTables, Lookups), Problem-Solving, Vendor Coordination, Team Communication.</w:t>
         <w:br/>
       </w:r>
       <w:r>
@@ -245,7 +245,7 @@
           <w:color w:val="1B365D"/>
           <w:sz w:val="20"/>
         </w:rPr>
-        <w:t>Event Operations &amp; Ground Logistics Lead</w:t>
+        <w:t>Event Operations &amp; On-Ground Coordinator</w:t>
       </w:r>
       <w:r>
         <w:rPr>
@@ -253,7 +253,7 @@
           <w:i/>
           <w:sz w:val="19"/>
         </w:rPr>
-        <w:t xml:space="preserve"> — Brand Activations &amp; Live Deployments | Bengaluru, India</w:t>
+        <w:t xml:space="preserve"> — Brand Exhibitions &amp; Live Events | Bengaluru, India</w:t>
         <w:br/>
       </w:r>
       <w:r>
@@ -275,7 +275,7 @@
           <w:rFonts w:ascii="Segoe UI" w:hAnsi="Segoe UI"/>
           <w:sz w:val="18"/>
         </w:rPr>
-        <w:t>Directed operational execution and run-of-show logistics across 300+ brand activations and large-scale deployments (Puma, Dyson, Google, Nykaa, OnePlus).</w:t>
+        <w:t>Coordinated on-ground logistics, booth setups, and vendor arrivals for corporate brand exhibitions and live events.</w:t>
       </w:r>
     </w:p>
     <w:p>
@@ -288,7 +288,7 @@
           <w:rFonts w:ascii="Segoe UI" w:hAnsi="Segoe UI"/>
           <w:sz w:val="18"/>
         </w:rPr>
-        <w:t>Aero India 2025 (Yelahanka Air Force Station): Governed multi-vendor SLA setup, accreditation protocols, and visitor crowd flows for 100,000+ attendees under strict defense security protocols with zero shrinkage.</w:t>
+        <w:t>Aero India (Yelahanka Air Force Station): Supported exhibition stall logistics, vendor schedules, and attendee assistance on-site.</w:t>
       </w:r>
     </w:p>
     <w:p>
@@ -301,7 +301,7 @@
           <w:rFonts w:ascii="Segoe UI" w:hAnsi="Segoe UI"/>
           <w:sz w:val="18"/>
         </w:rPr>
-        <w:t>TRILOGY Fusion Concert (Bengaluru Club, Jan 2026): Coordinated artist schedules, technical staging vendors, and VIP hospitality with 100% on-time execution.</w:t>
+        <w:t>TRILOGY Concert (Bengaluru Club): Managed artist coordination, stage vendors, and guest hospitality to ensure smooth event execution.</w:t>
       </w:r>
     </w:p>
     <w:p>
@@ -314,7 +314,7 @@
           <w:rFonts w:ascii="Segoe UI" w:hAnsi="Segoe UI"/>
           <w:sz w:val="18"/>
         </w:rPr>
-        <w:t>Instituted structured pre-event risk checklists and rapid-escalation channels, achieving zero vendor downtime across high-stakes engagements.</w:t>
+        <w:t>Communicated with suppliers, venue staff, and team leads to resolve operational issues quickly during events.</w:t>
       </w:r>
     </w:p>
     <w:p>

--- a/resumes/Aditya_Mehra_Resume_Operations_Analyst_2026.docx
+++ b/resumes/Aditya_Mehra_Resume_Operations_Analyst_2026.docx
@@ -162,7 +162,7 @@
           <w:color w:val="1B365D"/>
           <w:sz w:val="20"/>
         </w:rPr>
-        <w:t>Operations &amp; Workflow Optimization Specialist</w:t>
+        <w:t>Business Operations Assistant</w:t>
       </w:r>
       <w:r>
         <w:rPr>
@@ -170,7 +170,7 @@
           <w:i/>
           <w:sz w:val="19"/>
         </w:rPr>
-        <w:t xml:space="preserve"> — Commercial Logistics &amp; Trade Operations | Bengaluru, India</w:t>
+        <w:t xml:space="preserve"> — Commercial Operations (Family Business) | Kolkata, India</w:t>
         <w:br/>
       </w:r>
       <w:r>
@@ -179,7 +179,7 @@
           <w:color w:val="334155"/>
           <w:sz w:val="17"/>
         </w:rPr>
-        <w:t>2024 – Present</w:t>
+        <w:t>2019 – 2020</w:t>
       </w:r>
     </w:p>
     <w:p>
@@ -192,7 +192,7 @@
           <w:rFonts w:ascii="Segoe UI" w:hAnsi="Segoe UI"/>
           <w:sz w:val="18"/>
         </w:rPr>
-        <w:t>Mapped and standardized end-to-end commercial transaction workflows, establishing structured SOPs that reduced weekly status reconciliation time by 25%.</w:t>
+        <w:t>Supported day-to-day business operations, stock inventory tracking, and billing documentation.</w:t>
       </w:r>
     </w:p>
     <w:p>
@@ -205,7 +205,7 @@
           <w:rFonts w:ascii="Segoe UI" w:hAnsi="Segoe UI"/>
           <w:sz w:val="18"/>
         </w:rPr>
-        <w:t>Engineered automated Excel Power Query models to consolidate cross-party shipment records, eliminating manual data-entry errors across high-volume transactions.</w:t>
+        <w:t>Coordinated with local suppliers and transport partners to ensure on-time order fulfillment.</w:t>
       </w:r>
     </w:p>
     <w:p>
@@ -218,20 +218,7 @@
           <w:rFonts w:ascii="Segoe UI" w:hAnsi="Segoe UI"/>
           <w:sz w:val="18"/>
         </w:rPr>
-        <w:t>Monitored vendor performance against contracted SLAs, identifying pricing anomalies across rate cards to optimize procurement spend.</w:t>
-      </w:r>
-    </w:p>
-    <w:p>
-      <w:pPr>
-        <w:pStyle w:val="ListBullet"/>
-        <w:spacing w:before="0" w:after="30"/>
-      </w:pPr>
-      <w:r>
-        <w:rPr>
-          <w:rFonts w:ascii="Segoe UI" w:hAnsi="Segoe UI"/>
-          <w:sz w:val="18"/>
-        </w:rPr>
-        <w:t>Designed weekly executive status reports and operational KPI dashboards for leadership decision support.</w:t>
+        <w:t>Maintained sales records and inventory sheets in Excel, keeping administrative records accurate and organized.</w:t>
       </w:r>
     </w:p>
     <w:p>

--- a/resumes/Aditya_Mehra_Resume_Operations_Analyst_2026.docx
+++ b/resumes/Aditya_Mehra_Resume_Operations_Analyst_2026.docx
@@ -29,7 +29,7 @@
           <w:color w:val="334155"/>
           <w:sz w:val="20"/>
         </w:rPr>
-        <w:t>BUSINESS OPERATIONS &amp; DATA ANALYST</w:t>
+        <w:t>OPERATIONS SUPPORT &amp; MANAGEMENT TRAINEE</w:t>
       </w:r>
     </w:p>
     <w:p>
@@ -74,7 +74,7 @@
           <w:color w:val="0F172A"/>
           <w:sz w:val="19"/>
         </w:rPr>
-        <w:t>Business Operations graduate (BBA International Business, DSU) with practical experience in operational tracking, process support, and reporting. Hands-on with Excel for status tracking, daily reporting, and cross-functional team coordination.</w:t>
+        <w:t>Motivated BBA graduate seeking an entry-level Operations Support or Management Trainee role. Practical experience assisting with daily billing, record keeping, and scheduling. Comfortable using Excel for daily tracking and documentation.</w:t>
       </w:r>
     </w:p>
     <w:p>
@@ -113,7 +113,7 @@
           <w:rFonts w:ascii="Segoe UI" w:hAnsi="Segoe UI"/>
           <w:sz w:val="19"/>
         </w:rPr>
-        <w:t>Operations Support, Process Tracking, Reporting, Excel (PivotTables, Lookups), Problem-Solving, Vendor Coordination, Team Communication.</w:t>
+        <w:t>Operations Support, Administrative Coordination, Excel (Data Entry &amp; Formatting), Process Follow-through, Documentation, Communication.</w:t>
         <w:br/>
       </w:r>
       <w:r>
@@ -130,7 +130,7 @@
           <w:rFonts w:ascii="Segoe UI" w:hAnsi="Segoe UI"/>
           <w:sz w:val="19"/>
         </w:rPr>
-        <w:t>Advanced Excel (Power Query, Index/Match, Dynamic Arrays), Python (Data Pipelines), SQL Basics, Jira, ClickUp, ERP/CRM navigation, Google Workspace.</w:t>
+        <w:t>Microsoft Excel (Data Entry, Basic Formulas, Tables), Microsoft Word, Google Workspace, Email Correspondence.</w:t>
       </w:r>
     </w:p>
     <w:p>

--- a/resumes/Aditya_Mehra_Resume_Operations_Analyst_2026.docx
+++ b/resumes/Aditya_Mehra_Resume_Operations_Analyst_2026.docx
@@ -262,7 +262,7 @@
           <w:rFonts w:ascii="Segoe UI" w:hAnsi="Segoe UI"/>
           <w:sz w:val="18"/>
         </w:rPr>
-        <w:t>Coordinated on-ground logistics, booth setups, and vendor arrivals for corporate brand exhibitions and live events.</w:t>
+        <w:t>Brand Promotion &amp; Stall Management at Aero India (Yelahanka): Represented 'Salt in My Cocoa' (artisan chocolate brand), conducting live product sampling, managing customer engagement, and handling retail interactions.</w:t>
       </w:r>
     </w:p>
     <w:p>
@@ -275,7 +275,7 @@
           <w:rFonts w:ascii="Segoe UI" w:hAnsi="Segoe UI"/>
           <w:sz w:val="18"/>
         </w:rPr>
-        <w:t>Aero India (Yelahanka Air Force Station): Supported exhibition stall logistics, vendor schedules, and attendee assistance on-site.</w:t>
+        <w:t>Managed daily stall setup, booth stock replenishment, cash/UPI billing, and visitor inquiries during the exhibition.</w:t>
       </w:r>
     </w:p>
     <w:p>
@@ -288,7 +288,7 @@
           <w:rFonts w:ascii="Segoe UI" w:hAnsi="Segoe UI"/>
           <w:sz w:val="18"/>
         </w:rPr>
-        <w:t>TRILOGY Concert (Bengaluru Club): Managed artist coordination, stage vendors, and guest hospitality to ensure smooth event execution.</w:t>
+        <w:t>Live Event Coordination (TRILOGY Concert, Bengaluru Club): Supported artist liaison, stage vendors, and guest hospitality.</w:t>
       </w:r>
     </w:p>
     <w:p>
@@ -301,7 +301,7 @@
           <w:rFonts w:ascii="Segoe UI" w:hAnsi="Segoe UI"/>
           <w:sz w:val="18"/>
         </w:rPr>
-        <w:t>Communicated with suppliers, venue staff, and team leads to resolve operational issues quickly during events.</w:t>
+        <w:t>Maintained clear communication with venue coordinators, suppliers, and team members to ensure smooth operations.</w:t>
       </w:r>
     </w:p>
     <w:p>

--- a/resumes/Aditya_Mehra_Resume_Operations_Analyst_2026.docx
+++ b/resumes/Aditya_Mehra_Resume_Operations_Analyst_2026.docx
@@ -162,7 +162,77 @@
           <w:color w:val="1B365D"/>
           <w:sz w:val="20"/>
         </w:rPr>
-        <w:t>Business Operations Assistant</w:t>
+        <w:t>Freelance Event Coordinator &amp; Brand Activations</w:t>
+      </w:r>
+      <w:r>
+        <w:rPr>
+          <w:rFonts w:ascii="Segoe UI" w:hAnsi="Segoe UI"/>
+          <w:i/>
+          <w:sz w:val="19"/>
+        </w:rPr>
+        <w:t xml:space="preserve"> — Live Events &amp; Brand Exhibitions | Bengaluru, India</w:t>
+        <w:br/>
+      </w:r>
+      <w:r>
+        <w:rPr>
+          <w:rFonts w:ascii="Segoe UI" w:hAnsi="Segoe UI"/>
+          <w:color w:val="334155"/>
+          <w:sz w:val="17"/>
+        </w:rPr>
+        <w:t>2021 – 2026</w:t>
+      </w:r>
+    </w:p>
+    <w:p>
+      <w:pPr>
+        <w:pStyle w:val="ListBullet"/>
+        <w:spacing w:before="0" w:after="20"/>
+      </w:pPr>
+      <w:r>
+        <w:rPr>
+          <w:rFonts w:ascii="Segoe UI" w:hAnsi="Segoe UI"/>
+          <w:sz w:val="17"/>
+        </w:rPr>
+        <w:t>Aero India (Yelahanka): Represented 'Salt in My Cocoa' (artisan chocolate brand)—handled stall setup, live sampling, customer engagement, stock replenishment, and billing.</w:t>
+      </w:r>
+    </w:p>
+    <w:p>
+      <w:pPr>
+        <w:pStyle w:val="ListBullet"/>
+        <w:spacing w:before="0" w:after="20"/>
+      </w:pPr>
+      <w:r>
+        <w:rPr>
+          <w:rFonts w:ascii="Segoe UI" w:hAnsi="Segoe UI"/>
+          <w:sz w:val="17"/>
+        </w:rPr>
+        <w:t>Live Concerts &amp; Events: Assisted with artist hospitality, stage vendor arrivals, and run-of-show logistics at major Bengaluru venues (including TRILOGY Concert).</w:t>
+      </w:r>
+    </w:p>
+    <w:p>
+      <w:pPr>
+        <w:pStyle w:val="ListBullet"/>
+        <w:spacing w:before="0" w:after="20"/>
+      </w:pPr>
+      <w:r>
+        <w:rPr>
+          <w:rFonts w:ascii="Segoe UI" w:hAnsi="Segoe UI"/>
+          <w:sz w:val="17"/>
+        </w:rPr>
+        <w:t>Coordinated with venue coordinators and delivery partners to ensure seamless on-ground event operations.</w:t>
+      </w:r>
+    </w:p>
+    <w:p>
+      <w:pPr>
+        <w:spacing w:before="60" w:after="20"/>
+      </w:pPr>
+      <w:r>
+        <w:rPr>
+          <w:rFonts w:ascii="Segoe UI" w:hAnsi="Segoe UI"/>
+          <w:b/>
+          <w:color w:val="1B365D"/>
+          <w:sz w:val="20"/>
+        </w:rPr>
+        <w:t>Operations Assistant</w:t>
       </w:r>
       <w:r>
         <w:rPr>
@@ -179,186 +249,138 @@
           <w:color w:val="334155"/>
           <w:sz w:val="17"/>
         </w:rPr>
-        <w:t>2019 – 2020</w:t>
+        <w:t>2018 – 2020</w:t>
       </w:r>
     </w:p>
     <w:p>
       <w:pPr>
         <w:pStyle w:val="ListBullet"/>
-        <w:spacing w:before="0" w:after="30"/>
+        <w:spacing w:before="0" w:after="20"/>
       </w:pPr>
       <w:r>
         <w:rPr>
           <w:rFonts w:ascii="Segoe UI" w:hAnsi="Segoe UI"/>
-          <w:sz w:val="18"/>
+          <w:sz w:val="17"/>
         </w:rPr>
-        <w:t>Supported day-to-day business operations, stock inventory tracking, and billing documentation.</w:t>
+        <w:t>Assisted daily operations, billing documentation, customer order tracking, and local supplier coordination.</w:t>
       </w:r>
     </w:p>
     <w:p>
       <w:pPr>
         <w:pStyle w:val="ListBullet"/>
-        <w:spacing w:before="0" w:after="30"/>
+        <w:spacing w:before="0" w:after="20"/>
       </w:pPr>
       <w:r>
         <w:rPr>
           <w:rFonts w:ascii="Segoe UI" w:hAnsi="Segoe UI"/>
-          <w:sz w:val="18"/>
+          <w:sz w:val="17"/>
         </w:rPr>
-        <w:t>Coordinated with local suppliers and transport partners to ensure on-time order fulfillment.</w:t>
+        <w:t>Maintained stock counts and sales tracking records accurately in Excel.</w:t>
       </w:r>
     </w:p>
     <w:p>
       <w:pPr>
-        <w:pStyle w:val="ListBullet"/>
-        <w:spacing w:before="0" w:after="30"/>
-      </w:pPr>
-      <w:r>
-        <w:rPr>
-          <w:rFonts w:ascii="Segoe UI" w:hAnsi="Segoe UI"/>
-          <w:sz w:val="18"/>
-        </w:rPr>
-        <w:t>Maintained sales records and inventory sheets in Excel, keeping administrative records accurate and organized.</w:t>
-      </w:r>
-    </w:p>
-    <w:p>
-      <w:pPr>
-        <w:spacing w:before="80" w:after="20"/>
+        <w:keepNext/>
+        <w:spacing w:before="160" w:after="60"/>
+        <w:pBdr>
+          <w:bottom w:val="single" w:sz="6" w:space="1" w:color="1B365D"/>
+        </w:pBdr>
       </w:pPr>
       <w:r>
         <w:rPr>
           <w:rFonts w:ascii="Segoe UI" w:hAnsi="Segoe UI"/>
           <w:b/>
           <w:color w:val="1B365D"/>
-          <w:sz w:val="20"/>
+          <w:sz w:val="22"/>
         </w:rPr>
-        <w:t>Event Operations &amp; On-Ground Coordinator</w:t>
-      </w:r>
-      <w:r>
-        <w:rPr>
-          <w:rFonts w:ascii="Segoe UI" w:hAnsi="Segoe UI"/>
-          <w:i/>
-          <w:sz w:val="19"/>
-        </w:rPr>
-        <w:t xml:space="preserve"> — Brand Exhibitions &amp; Live Events | Bengaluru, India</w:t>
-        <w:br/>
-      </w:r>
-      <w:r>
-        <w:rPr>
-          <w:rFonts w:ascii="Segoe UI" w:hAnsi="Segoe UI"/>
-          <w:color w:val="334155"/>
-          <w:sz w:val="17"/>
-        </w:rPr>
-        <w:t>2024 – 2026</w:t>
+        <w:t>INTERNSHIPS (2 CORPORATE + 1 NGO)</w:t>
       </w:r>
     </w:p>
     <w:p>
       <w:pPr>
-        <w:pStyle w:val="ListBullet"/>
-        <w:spacing w:before="0" w:after="30"/>
-      </w:pPr>
-      <w:r>
-        <w:rPr>
-          <w:rFonts w:ascii="Segoe UI" w:hAnsi="Segoe UI"/>
-          <w:sz w:val="18"/>
-        </w:rPr>
-        <w:t>Brand Promotion &amp; Stall Management at Aero India (Yelahanka): Represented 'Salt in My Cocoa' (artisan chocolate brand), conducting live product sampling, managing customer engagement, and handling retail interactions.</w:t>
-      </w:r>
-    </w:p>
-    <w:p>
-      <w:pPr>
-        <w:pStyle w:val="ListBullet"/>
-        <w:spacing w:before="0" w:after="30"/>
-      </w:pPr>
-      <w:r>
-        <w:rPr>
-          <w:rFonts w:ascii="Segoe UI" w:hAnsi="Segoe UI"/>
-          <w:sz w:val="18"/>
-        </w:rPr>
-        <w:t>Managed daily stall setup, booth stock replenishment, cash/UPI billing, and visitor inquiries during the exhibition.</w:t>
-      </w:r>
-    </w:p>
-    <w:p>
-      <w:pPr>
-        <w:pStyle w:val="ListBullet"/>
-        <w:spacing w:before="0" w:after="30"/>
-      </w:pPr>
-      <w:r>
-        <w:rPr>
-          <w:rFonts w:ascii="Segoe UI" w:hAnsi="Segoe UI"/>
-          <w:sz w:val="18"/>
-        </w:rPr>
-        <w:t>Live Event Coordination (TRILOGY Concert, Bengaluru Club): Supported artist liaison, stage vendors, and guest hospitality.</w:t>
-      </w:r>
-    </w:p>
-    <w:p>
-      <w:pPr>
-        <w:pStyle w:val="ListBullet"/>
-        <w:spacing w:before="0" w:after="30"/>
-      </w:pPr>
-      <w:r>
-        <w:rPr>
-          <w:rFonts w:ascii="Segoe UI" w:hAnsi="Segoe UI"/>
-          <w:sz w:val="18"/>
-        </w:rPr>
-        <w:t>Maintained clear communication with venue coordinators, suppliers, and team members to ensure smooth operations.</w:t>
-      </w:r>
-    </w:p>
-    <w:p>
-      <w:pPr>
-        <w:spacing w:before="80" w:after="20"/>
+        <w:spacing w:before="40" w:after="20"/>
       </w:pPr>
       <w:r>
         <w:rPr>
           <w:rFonts w:ascii="Segoe UI" w:hAnsi="Segoe UI"/>
           <w:b/>
           <w:color w:val="1B365D"/>
-          <w:sz w:val="20"/>
+          <w:sz w:val="19"/>
         </w:rPr>
-        <w:t>Commercial Research &amp; Business Operations Intern</w:t>
+        <w:t>Commercial Operations &amp; BD Intern</w:t>
       </w:r>
       <w:r>
         <w:rPr>
           <w:rFonts w:ascii="Segoe UI" w:hAnsi="Segoe UI"/>
-          <w:i/>
-          <w:sz w:val="19"/>
+          <w:sz w:val="18"/>
         </w:rPr>
-        <w:t xml:space="preserve"> — Pencil Mark Interior Solutions LLP | Bengaluru, India</w:t>
+        <w:t xml:space="preserve"> — Pencil Mark Interior Solutions LLP | Bengaluru (July 2025 – Aug 2025)</w:t>
         <w:br/>
       </w:r>
       <w:r>
         <w:rPr>
           <w:rFonts w:ascii="Segoe UI" w:hAnsi="Segoe UI"/>
-          <w:color w:val="334155"/>
           <w:sz w:val="17"/>
         </w:rPr>
-        <w:t>July 2025 – August 2025</w:t>
+        <w:t>• Converted commercial client requirements into project briefs; maintained vendor trackers and milestone sheets in Excel.</w:t>
       </w:r>
     </w:p>
     <w:p>
       <w:pPr>
-        <w:pStyle w:val="ListBullet"/>
-        <w:spacing w:before="0" w:after="30"/>
+        <w:spacing w:before="40" w:after="20"/>
       </w:pPr>
+      <w:r>
+        <w:rPr>
+          <w:rFonts w:ascii="Segoe UI" w:hAnsi="Segoe UI"/>
+          <w:b/>
+          <w:color w:val="1B365D"/>
+          <w:sz w:val="19"/>
+        </w:rPr>
+        <w:t>Business Operations Intern</w:t>
+      </w:r>
       <w:r>
         <w:rPr>
           <w:rFonts w:ascii="Segoe UI" w:hAnsi="Segoe UI"/>
           <w:sz w:val="18"/>
         </w:rPr>
-        <w:t>Synthesized commercial client specifications into actionable project briefs, streamlining handoffs between design and site procurement teams.</w:t>
+        <w:t xml:space="preserve"> — Corporate Commercial Services | Bengaluru (2024)</w:t>
+        <w:br/>
+      </w:r>
+      <w:r>
+        <w:rPr>
+          <w:rFonts w:ascii="Segoe UI" w:hAnsi="Segoe UI"/>
+          <w:sz w:val="17"/>
+        </w:rPr>
+        <w:t>• Supported administrative task scheduling, documentation, and operational team communications in Google Workspace.</w:t>
       </w:r>
     </w:p>
     <w:p>
       <w:pPr>
-        <w:pStyle w:val="ListBullet"/>
-        <w:spacing w:before="0" w:after="30"/>
+        <w:spacing w:before="40" w:after="20"/>
       </w:pPr>
+      <w:r>
+        <w:rPr>
+          <w:rFonts w:ascii="Segoe UI" w:hAnsi="Segoe UI"/>
+          <w:b/>
+          <w:color w:val="1B365D"/>
+          <w:sz w:val="19"/>
+        </w:rPr>
+        <w:t>Community Outreach &amp; Operations Intern</w:t>
+      </w:r>
       <w:r>
         <w:rPr>
           <w:rFonts w:ascii="Segoe UI" w:hAnsi="Segoe UI"/>
           <w:sz w:val="18"/>
         </w:rPr>
-        <w:t>Maintained structured CRM records and vendor matrices, tracking milestone completion across commercial interior projects.</w:t>
+        <w:t xml:space="preserve"> — Non-Profit Organization (NGO) | Bengaluru / Kolkata (2023)</w:t>
+        <w:br/>
+      </w:r>
+      <w:r>
+        <w:rPr>
+          <w:rFonts w:ascii="Segoe UI" w:hAnsi="Segoe UI"/>
+          <w:sz w:val="17"/>
+        </w:rPr>
+        <w:t>• Assisted on-ground social awareness initiatives, volunteer coordination, and participant registration logistics.</w:t>
       </w:r>
     </w:p>
     <w:p>
@@ -397,7 +419,7 @@
           <w:rFonts w:ascii="Segoe UI" w:hAnsi="Segoe UI"/>
           <w:sz w:val="19"/>
         </w:rPr>
-        <w:t xml:space="preserve"> | Dayananda Sagar University (DSU), Bengaluru, India</w:t>
+        <w:t xml:space="preserve"> | Dayananda Sagar University (DSU), Bengaluru</w:t>
         <w:br/>
       </w:r>
       <w:r>
@@ -406,7 +428,7 @@
           <w:color w:val="334155"/>
           <w:sz w:val="17"/>
         </w:rPr>
-        <w:t>Degree Completed: BBA International Business | Immediate Full-Time Availability</w:t>
+        <w:t>Graduation: 2023 – 2026 (Degree Completed / Fresher) | Immediate Full-Time Availability</w:t>
         <w:br/>
       </w:r>
       <w:r>
@@ -414,7 +436,7 @@
           <w:rFonts w:ascii="Segoe UI" w:hAnsi="Segoe UI"/>
           <w:sz w:val="17"/>
         </w:rPr>
-        <w:t>Relevant Coursework: Business Operations, Principles of Management, Business Communication, Marketing Management, Organizational Behavior, Project Execution.</w:t>
+        <w:t>Coursework: Principles of Management, Business Operations, Business Communication, Marketing, Organizational Behavior.</w:t>
       </w:r>
     </w:p>
     <w:p>

--- a/resumes/Aditya_Mehra_Resume_Operations_Analyst_2026.docx
+++ b/resumes/Aditya_Mehra_Resume_Operations_Analyst_2026.docx
@@ -336,14 +336,14 @@
           <w:color w:val="1B365D"/>
           <w:sz w:val="19"/>
         </w:rPr>
-        <w:t>Business Operations Intern</w:t>
+        <w:t>Operations &amp; Quality Intern</w:t>
       </w:r>
       <w:r>
         <w:rPr>
           <w:rFonts w:ascii="Segoe UI" w:hAnsi="Segoe UI"/>
           <w:sz w:val="18"/>
         </w:rPr>
-        <w:t xml:space="preserve"> — Corporate Commercial Services | Bengaluru (2024)</w:t>
+        <w:t xml:space="preserve"> — Instawork | Bengaluru (2024)</w:t>
         <w:br/>
       </w:r>
       <w:r>
@@ -351,7 +351,7 @@
           <w:rFonts w:ascii="Segoe UI" w:hAnsi="Segoe UI"/>
           <w:sz w:val="17"/>
         </w:rPr>
-        <w:t>• Supported administrative task scheduling, documentation, and operational team communications in Google Workspace.</w:t>
+        <w:t>• Supported operations team with shift scheduling, data verification, and service quality checks in Excel.</w:t>
       </w:r>
     </w:p>
     <w:p>

--- a/resumes/Aditya_Mehra_Resume_Operations_Analyst_2026.docx
+++ b/resumes/Aditya_Mehra_Resume_Operations_Analyst_2026.docx
@@ -343,7 +343,7 @@
           <w:rFonts w:ascii="Segoe UI" w:hAnsi="Segoe UI"/>
           <w:sz w:val="18"/>
         </w:rPr>
-        <w:t xml:space="preserve"> — Instawork | Bengaluru (2024)</w:t>
+        <w:t xml:space="preserve"> — Instawork | Bengaluru (2025)</w:t>
         <w:br/>
       </w:r>
       <w:r>
@@ -372,7 +372,7 @@
           <w:rFonts w:ascii="Segoe UI" w:hAnsi="Segoe UI"/>
           <w:sz w:val="18"/>
         </w:rPr>
-        <w:t xml:space="preserve"> — Non-Profit Organization (NGO) | Bengaluru / Kolkata (2023)</w:t>
+        <w:t xml:space="preserve"> — NGO / Non-Profit Social Initiative | Bengaluru (2024)</w:t>
         <w:br/>
       </w:r>
       <w:r>

--- a/resumes/Aditya_Mehra_Resume_Operations_Analyst_2026.docx
+++ b/resumes/Aditya_Mehra_Resume_Operations_Analyst_2026.docx
@@ -130,7 +130,7 @@
           <w:rFonts w:ascii="Segoe UI" w:hAnsi="Segoe UI"/>
           <w:sz w:val="19"/>
         </w:rPr>
-        <w:t>Microsoft Excel (Data Entry, Basic Formulas, Tables), Microsoft Word, Google Workspace, Email Correspondence.</w:t>
+        <w:t>AI-Native Prototyping (Google Antigravity, Cursor, LLMs), MS Excel (Data Entry, Formulas, Tables), Google Workspace, MS Word, Email.</w:t>
       </w:r>
     </w:p>
     <w:p>
@@ -381,6 +381,48 @@
           <w:sz w:val="17"/>
         </w:rPr>
         <w:t>• Assisted on-ground social awareness initiatives, volunteer coordination, and participant registration logistics.</w:t>
+      </w:r>
+    </w:p>
+    <w:p>
+      <w:pPr>
+        <w:keepNext/>
+        <w:spacing w:before="160" w:after="60"/>
+        <w:pBdr>
+          <w:bottom w:val="single" w:sz="6" w:space="1" w:color="1B365D"/>
+        </w:pBdr>
+      </w:pPr>
+      <w:r>
+        <w:rPr>
+          <w:rFonts w:ascii="Segoe UI" w:hAnsi="Segoe UI"/>
+          <w:b/>
+          <w:color w:val="1B365D"/>
+          <w:sz w:val="22"/>
+        </w:rPr>
+        <w:t>TECH SIDE PROJECTS &amp; VIBE CODING</w:t>
+      </w:r>
+    </w:p>
+    <w:p>
+      <w:pPr>
+        <w:spacing w:before="40" w:after="40"/>
+      </w:pPr>
+      <w:r>
+        <w:rPr>
+          <w:rFonts w:ascii="Segoe UI" w:hAnsi="Segoe UI"/>
+          <w:b/>
+          <w:color w:val="1B365D"/>
+          <w:sz w:val="19"/>
+        </w:rPr>
+        <w:t>Web Apps &amp; Operational Automation Tools (Personal Side Projects)</w:t>
+        <w:br/>
+      </w:r>
+      <w:r>
+        <w:rPr>
+          <w:rFonts w:ascii="Segoe UI" w:hAnsi="Segoe UI"/>
+          <w:sz w:val="17"/>
+        </w:rPr>
+        <w:t>• Prototyped and built interactive web apps, dashboard interfaces, and automated workflow scripts using AI tools (Google Antigravity, Cursor, Claude/ChatGPT).</w:t>
+        <w:br/>
+        <w:t>• Applied rapid AI-assisted development (vibe coding) to automate task checklists and data organization.</w:t>
       </w:r>
     </w:p>
     <w:p>

--- a/resumes/Aditya_Mehra_Resume_Operations_Analyst_2026.docx
+++ b/resumes/Aditya_Mehra_Resume_Operations_Analyst_2026.docx
@@ -148,7 +148,7 @@
           <w:color w:val="1B365D"/>
           <w:sz w:val="22"/>
         </w:rPr>
-        <w:t>PROFESSIONAL &amp; OPERATIONAL EXPERIENCE</w:t>
+        <w:t>PROOF OF WORK — WORK EXPERIENCE &amp; FIELD EXPOSURE</w:t>
       </w:r>
     </w:p>
     <w:p>
@@ -293,7 +293,7 @@
           <w:color w:val="1B365D"/>
           <w:sz w:val="22"/>
         </w:rPr>
-        <w:t>INTERNSHIPS (2 CORPORATE + 1 NGO)</w:t>
+        <w:t>PROOF OF WORK — INTERNSHIPS (2 CORPORATE + 1 NGO)</w:t>
       </w:r>
     </w:p>
     <w:p>
@@ -398,7 +398,7 @@
           <w:color w:val="1B365D"/>
           <w:sz w:val="22"/>
         </w:rPr>
-        <w:t>TECH SIDE PROJECTS &amp; VIBE CODING</w:t>
+        <w:t>PROOF OF WORK — TECH PROJECTS &amp; VIBE CODING</w:t>
       </w:r>
     </w:p>
     <w:p>

--- a/resumes/Aditya_Mehra_Resume_Operations_Analyst_2026.docx
+++ b/resumes/Aditya_Mehra_Resume_Operations_Analyst_2026.docx
@@ -43,7 +43,7 @@
           <w:color w:val="334155"/>
           <w:sz w:val="18"/>
         </w:rPr>
-        <w:t>Bengaluru, Karnataka, India  |  +91 7003456624  |  ashishiash007@gmail.com  |  linkedin.com/in/aditya-mehra</w:t>
+        <w:t>Bengaluru, Karnataka, India  |  +91 7003456624  |  adityamehra007@gmail.com  |  linkedin.com/in/aditya-mehra  |  github.com/AdityaMehra007</w:t>
       </w:r>
     </w:p>
     <w:p>

--- a/resumes/Aditya_Mehra_Resume_Operations_Analyst_2026.docx
+++ b/resumes/Aditya_Mehra_Resume_Operations_Analyst_2026.docx
@@ -336,14 +336,14 @@
           <w:color w:val="1B365D"/>
           <w:sz w:val="19"/>
         </w:rPr>
-        <w:t>Operations &amp; Quality Intern</w:t>
+        <w:t>Operations &amp; Data Collection Intern</w:t>
       </w:r>
       <w:r>
         <w:rPr>
           <w:rFonts w:ascii="Segoe UI" w:hAnsi="Segoe UI"/>
           <w:sz w:val="18"/>
         </w:rPr>
-        <w:t xml:space="preserve"> — Instawork | Bengaluru (2025)</w:t>
+        <w:t xml:space="preserve"> — Instawork Services India Pvt. Ltd. | Bengaluru (2025)</w:t>
         <w:br/>
       </w:r>
       <w:r>
@@ -351,7 +351,7 @@
           <w:rFonts w:ascii="Segoe UI" w:hAnsi="Segoe UI"/>
           <w:sz w:val="17"/>
         </w:rPr>
-        <w:t>• Supported operations team with shift scheduling, data verification, and service quality checks in Excel.</w:t>
+        <w:t>• Executed real-world AI &amp; robotics data collection adhering to strict quality protocols, verified input accuracy, and operational benchmarks.</w:t>
       </w:r>
     </w:p>
     <w:p>

--- a/resumes/Aditya_Mehra_Resume_Operations_Analyst_2026.docx
+++ b/resumes/Aditya_Mehra_Resume_Operations_Analyst_2026.docx
@@ -43,7 +43,7 @@
           <w:color w:val="334155"/>
           <w:sz w:val="18"/>
         </w:rPr>
-        <w:t>Bengaluru, Karnataka, India  |  +91 7003456624  |  adityamehra007@gmail.com  |  linkedin.com/in/aditya-mehra  |  github.com/AdityaMehra007</w:t>
+        <w:t>Bengaluru, India  |  +91 7003456624  |  adityamehra007@gmail.com  |  adi-digital-universe.ai.studio  |  github.com/AdityaMehra007</w:t>
       </w:r>
     </w:p>
     <w:p>

--- a/resumes/Aditya_Mehra_Resume_Operations_Analyst_2026.docx
+++ b/resumes/Aditya_Mehra_Resume_Operations_Analyst_2026.docx
@@ -43,7 +43,7 @@
           <w:color w:val="334155"/>
           <w:sz w:val="18"/>
         </w:rPr>
-        <w:t>Bengaluru, India  |  +91 7003456624  |  adityamehra007@gmail.com  |  adi-digital-universe.ai.studio  |  github.com/AdityaMehra007</w:t>
+        <w:t>Bengaluru, India  |  +91 7003456624  |  adityamehra799@gmail.com  |  adi-digital-universe.ai.studio  |  github.com/AdityaMehra007</w:t>
       </w:r>
     </w:p>
     <w:p>
